--- a/example_articles/countries/Italy/1.countries_Italy_New_York_Times.docx
+++ b/example_articles/countries/Italy/1.countries_Italy_New_York_Times.docx
@@ -29,17 +29,17 @@
     </w:p>
     <w:p>
       <w:r>
-        <w:t>Source File: NYT/52.DOCX</w:t>
+        <w:t>Source file: NYT/52.DOCX</w:t>
       </w:r>
     </w:p>
     <w:p>
       <w:r>
-        <w:t>Raw locations result: ['Italy']</w:t>
+        <w:t>Raw locations result, 'locations': ['Italy']</w:t>
       </w:r>
     </w:p>
     <w:p>
       <w:r>
-        <w:t>countries_stand_flat (Standardized): Italy</w:t>
+        <w:t>Standardized locations result, 'countries_stand_flat': Italy</w:t>
       </w:r>
     </w:p>
     <w:p>

--- a/example_articles/countries/Italy/1.countries_Italy_New_York_Times.docx
+++ b/example_articles/countries/Italy/1.countries_Italy_New_York_Times.docx
@@ -7,9 +7,9 @@
         <w:pStyle w:val="Heading1"/>
       </w:pPr>
       <w:r>
-        <w:t>FILM;</w:t>
+        <w:t>Critic's Notebook;</w:t>
         <w:br/>
-        <w:t>Mike Figgis Likes Looking at Life On the Dark Side - Correction Appended</w:t>
+        <w:t>De Sica Retrospective Buffs His Reputation</w:t>
       </w:r>
     </w:p>
     <w:p>
@@ -19,12 +19,12 @@
     </w:p>
     <w:p>
       <w:r>
-        <w:t>Date: 1990-01-28</w:t>
+        <w:t>Date: 1991-10-04</w:t>
       </w:r>
     </w:p>
     <w:p>
       <w:r>
-        <w:t>Section: Section 2; Page 11, Column 1; Arts and Leisure Desk</w:t>
+        <w:t>Section: Section C;; Section C; Page 1; Column 1; Weekend Desk; Column 1;; Biography</w:t>
       </w:r>
     </w:p>
     <w:p>
@@ -51,48 +51,39 @@
     </w:p>
     <w:p>
       <w:r>
-        <w:t>Mike Figgis was not only down in the dumps the day his directing career turned around a few years ago, he was literally down in a Dumpster as well, standing hip deep in five-inch recording tape boxes in an enormous trash bin in an alley in London's Soho district when the big break came.</w:t>
+        <w:t>ITALY is famous for saints and sinners, and Vittorio De Sica was fond of both. The great director and actor knew that few people are purely good or evil, and his rich, rascally understanding of human nature informs every film in "Vittorio D: De Sica Behind the Camera and on the Screen." This series of 37 films that De Sica directed or starred in opens today and runs through Nov. 12 at the Museum of Modern Art. It will be a delicious surprise for viewers who know De Sica only as the director of "The Bicycle Thief," the sorrowful classic of poverty and survival in post-World War II Italy. And even those aware of his witty, romantic sides will be amazed at how many rarely seen films have been collected here.</w:t>
         <w:br/>
-        <w:t>Mr. Figgis, whose latest film, ''Internal Affairs,'' starring Richard Gere and Andy Garcia, has just opened, had written a treatment for what eventually became ''Stormy Monday,'' his highly regarded first theatrical feature, for the producer David Puttnam. But now, he said, ''It was seven or eight months later. I'd had no further meetings with David. The script hadn't been commissioned. I was disheartened and poverty stricken with three kids, not earning any money at all; so I took a job teaching film part time at the local polytechnic.''</w:t>
+        <w:t>As an actor, De Sica began as a matinee idol in 1920's romantic comedies. He aged on screen as elegantly as Cary Grant, to whom he is often and accurately compared. Though his reputation as a director was made with his sober, neo-realist works of the late 40's and early 50's -- "Shoeshine," "The Bicycle Thief" and "Umberto D" -- he never lost his taste for sophisticated comedy, never tired of pairing Sophia Loren with Marcello Mastroianni, in "Marriage, Italian Style," "Yesterday, Today and Tomorrow" or some other story of love and pasta.</w:t>
         <w:br/>
-        <w:t>And, knowing how much the school could use the discarded tape he spied in that Soho trash bin, he hopped inside ''and began offloading all those tapes, when Nigel Stafford-Clark, the man who produced a movie I'd done for TV, walked past, looking dismayed. He asked me how things were going, and I said, 'I have to be honest; it's not happening at all.' He offered to read my treatment, and eventually he agreed to take it on,'' which is how ''Stormy Monday,'' and Mr. Figgis's career, was launched.</w:t>
+        <w:t>Through most of the 60's, he directed first-rate commercial films, money-making junk and money-losing junk, and toward the end of his career came back with a flourish. "The Garden of the Finzi-Continis," the eloquent tale of Jews in Fascist Italy, re-established him in 1970 as a serious film maker.</w:t>
         <w:br/>
-        <w:t>A pleasantly ironic man of 41, with curly brown hair and a mustache to match, Mr. Figgis is not only someone who can see the humor in the most humbling situations, he is also, more to the point for a director, unfazed by them. When, for instance, Mr. Figgis was concluding a visit to the home of Sting, the star of ''Stormy Monday,'' the singer pushed a button to swing open his cast-iron garage door, heard ''an incredible splintering noise and asked, 'What is it,' '' Mr. Figgis replied, with appropriate sang-froid, ''I believe it's my car.'' It was.</w:t>
+        <w:t>Even so, when De Sica died in 1974, at the age of 73, he was viewed as a once-masterly artist who had sold out his talent for money. He had, of course. De Sica fed his huge gambling debts with awful films he wasn't even ashamed of; he simply shrugged them off as part of life.</w:t>
         <w:br/>
-        <w:t>This humor aside, as a director Mr. Figgis is paradoxically attracted to subject matter that is definitely on the dark side. ''Stormy Monday'' told atale of violence and double-crosses in the jazz club world of Newcastle in northern England, while ''Internal Affairs'' is concerned with corruption eating away at the Los Angeles Police Department. ''It's very suited to cinema, and it's something I want to work out of my system,'' Mr. Figgis says of the darkness. ''If you're prepared to go to that extreme emotionally, you have an incredible latitude for expression. Even if I did a comedy,it would probably end up black.''</w:t>
+        <w:t>But "Vittorio D" suggests a fairer image, of a De Sica who was great and greatly flawed as a man and an artist. His commercial sellouts make the serious works all the more touching. The treacly tag "humanist" is often attached to De Sica, but this generous retrospective makes him endearingly human. Imperfect himself, he knew how to make imperfect people seem wondrous on screen.</w:t>
         <w:br/>
-        <w:t>It was Pierre David, the executive producer of ''Internal Affairs,'' who initially brought this particular black idea of good cops gone bad to the screenwriter Henry Bean. ''I read a file of clips on corruption in the L.A.P.D., and it was James M. Cain in the Valley,'' Mr. Bean recalls. ''It was so horrible and pathetic and wonderful, it knocked me out. I said, 'This is fabulous. I've got to do it.' ''</w:t>
+        <w:t>The series opens with a film that suggests why women swooned for De Sica in 1932. "What Scoundrels Men Are" is a popular comedy directed by Mario Camerini, in which De Sica plays a chauffeur named Bruno who pretends to be rich in order to court a shopgirl. Tall, lean and handsome, with thick black hair, De Sica even sings as he leads the woman across the dance floor. "Scoundrels" is dated, but it reveals the charm that only deepened as De Sica aged.</w:t>
         <w:br/>
-        <w:t>Mr. Figgis, in turn, had much the same reaction when he read Mr. Bean's script. ''I immediately got a buzz from it; it was much more complex psychologically in the key relationships than anything I'd read. There was a lot to get your teeth into, so I went for it.''</w:t>
+        <w:t>A film that holds up much better, and one of the real joys of the series, will be shown tomorrow. In 1941 De Sica directed and starred in "Teresa Venerdi" (released in the United States as "Doctor Beware"), a screwball romantic comedy of the first rank. He plays a pediatrician who, when the film opens, is plucking the eyebrows of Anna Magnani, as his chorus-girl mistress. The doctor's father walks in on this mid-morning scene and yells at his son, "You're still in your dressing gown," to which De Sica gives the innocent reply, "It's sterilized."</w:t>
         <w:br/>
-        <w:t>Going for it meant convincing the powers at Paramount that Mr. Figgis's overseas background wouldn't hamper his ability to handle domestic material. ''There was a huge amount of fuss about 'Well, he's English,' '' remembers Frank Mancuso Jr., the film's producer. ''But you can only take that stuff so seriously before you go on your stomach, and I felt instinctively that Mike and I could make a good movie together.''</w:t>
+        <w:t>Short of money, he takes a job as the doctor in a girls' orphanage, where a sweet young woman named Teresa Venerdi falls for him. Life is complicated, what with Anna, Teresa, a rich fiancee he acquires by accident, bill collectors and a valet who used to be a horse trainer. Magnani gets star billing for just a few scenes, but De Sica carries this unflagging romp both on and off screen.</w:t>
         <w:br/>
-        <w:t>Andy Garcia was already on board as Detective Raymond Avila, but casting the veteran street cop Dennis Peck proved more of a challenge, with everyone from Nick Nolte to Ken Russell coming under consideration. But Mr. Figgis, who had met Mr. Gere early on, was ''very intrigued by the possibilities of Richard,'' and Mr. Gere was equally intrigued by the role. ''He wrestled with it a while,'' says Mr. Mancuso. ''He felt drawn to it, but the way you're drawn to a part of yourself you wish never existed, a part that keeps calling out, 'Remember me in the corner?' ''</w:t>
+        <w:t>Soon, the war changed everything.  "It isn't as though we were all sitting around some cafe table on the Via Veneto one day -- Rossellini, Visconti, myself and the rest, and suddenly we decided, let's go invent neo-realism," De Sica once said. But the post-war period is often treated that way. And De Sica did help revolutionize Italian cinema with his stunning works about working-class people, shot in real-life locations instead of in studios and using non-professional actors. Few films will ever match the beautiful simplicity of "The Bicycle Thief" (1948), the story of a man whose stolen bicycle means the difference between employment and desperation. But "Umberto D" (1952), written by his frequent collaborator Cesare Zavattini and named after De Sica's father, is more heartbreaking. This is the film that best expresses De Sica's sense of humanity.</w:t>
         <w:br/>
-        <w:t>Part of the reason Mr. Figgis is himself drawn to this type of shadowy material may have to do with the circumstances of his growing up. He was born in Kenya, where his parents were members in good standing of the Happy Valley set depicted in ''White Mischief,'' and his grandfather nearly served as the defense attorney in the celebrated murder trial that served as the film's centerpiece. Mr. Figgis remembers his parents' life as ''a nonstop party, with a lot of drinking and loose living, a lot of immoral behavior.''</w:t>
+        <w:t>The impoverished old man who is the title character has no self-pity and gets no pity from the director. De Sica empathizes with his character (another non-professional actor), yet pays him the respect of seeing his flaws as well as his tragic loneliness. Umberto is capable of kindness and wisdom when he tries to educate a pregnant, unmarried maid, telling her, "Some things happen because you don't know your grammar. Everybody takes advantage of ignorance." Yet when his beloved dog is lost, he selfishly complains to the woman, who has just been jilted by her baby's father.</w:t>
         <w:br/>
-        <w:t>The family relocated to Newcastle when he was 8, and he calls the switch ''the biggest single influence on my development. From leading a very solitary kind of existence, with a big house and servants, I was suddenly in the working-class North of England, a very rough environment, where even the language was unfamiliar and learning it was like learning French.''</w:t>
+        <w:t>There is sentimentality in "Umberto D" (the dog, after all, is a little too much), but the film represents the height of the director's style as he lingers over small everyday touches. When the proud Umberto tries to put his hand out to beg, it is one of the most truthful and wrenching moments in De Sica's career.</w:t>
         <w:br/>
-        <w:t>Mr. Figgis's first love was music. He is enough of a jazz buff to have named both of his sons Louis after Louis Armstrong (''It's highly amusing when we go through customs''), and he composed the score for ''Stormy Monday'' and shares the music credit for ''Internal Affairs.'' He worked with the embryo rock star Brian Ferry in a band called Gas Board and first joined a British experimental theater group, thePeople Show, as a musician.</w:t>
+        <w:t>No wonder that for the rest of his life whatever De Sica did seemed slight by comparison. Yet a film like "Marriage, Italian Style" (1964) succeeds on its own less ambitious terms. This cutting comic romance has a serious emotional undercurrent and lets Sophia Loren play the perfect mother-whore. As the uneducated mistress of Marcello Mastroianni, she tricks him into marrying her after 20 years and three children (only one of them his) that he doesn't even know about. Beneath De Sica's familiar, affectionate comic portrait of Italian life -- the yelling and hand gestures and priests called in at the last minute -- is a touching story about love.</w:t>
         <w:br/>
-        <w:t>But then ''one member of the group walked out, and it became like an experimental theater version of Mickey Rooney. They said, 'You're going to have to perform.' '' What followed was a decade on the road, traveling to the United States, South America and all through Western Europe. Mr. Figgis not only became friends with people like the actor Willem Dafoe, whom he met at an avant-garde theater in Amsterdam nearly 20 years ago, but he also considers his theater work ''incredible grounding for what I've done since. From a purely practical point of view,'' he says, ''I had the opportunity to study all those facets of production like lighting, acting and directing, even though calling it that would have been contrary to the philosophy of the group. It was an incredibly rich 10 years.''</w:t>
+        <w:t>Of course the absolute worst of De Sica is not included here. You won't find "A Place for Lovers," the 1969 film in which Faye Dunaway is a terminally ill model who goes to Italy and falls in love with Mr. Mastroianni. But the series is not a whitewash, either. It includes "Indiscretion of an American Wife" (1953) with Jennifer Jones as the wife and Montgomery Clift as her lover. Even De Sica, as inspired as he was with actors, couldn't salvage this mismatch.</w:t>
         <w:br/>
-        <w:t>But because what he'd always been interested in was ''music joined to something else,'' Mr. Figgis gradually turned toward film making. He applied in 1976 to the National Film School (where he was interviewed by David Puttnam), only to be ''incredibly dismayed when they turned my application down. I think they were very suspicious of my experimental theater background.''</w:t>
+        <w:t>De Sica's low points as a director are almost equalled by some thankless character roles on screen, but his finest acting is unsurpassed. As he aged, his face filled out and his thick black hair became thick gray hair, but he remained as handsome as ever and gave his deepest performances in the 50's. In Max Ophuls's "Earrings of Madame De . . ." (1953), he is a dignified, lovestruck baron. In his own anthology film "The Gold of Naples" (1954), he gives a hilarious self-mocking performance as an aristocrat and compulsive gambler who becomes incensed while losing a card game to an unflappable little boy.</w:t>
         <w:br/>
-        <w:t>Mr. Figgis nevertheless went ahead and made a dirt-cheap 15-minute 16-millimeter film called ''Redheugh'' and used that to help convince Channel 4 to bankroll a one-hour film called ''The House.'' That led to a phone call from Mr. Puttnam (''We never ever acknowledged to each other that we'd met before; it was as if I'd come out of nowhere,'' Mr. Figgis bemusedly recalls), who provided the initial encouragement for the treatment that became ''Stormy Monday.''</w:t>
+        <w:t>But his most enduring screen performance was in Roberto Rossellini's "General Della Rovere" (1959), set during the German occupation of Italy in the last year of the war. Here he plays yet another gambler and con man, one who does business with the Nazis until he unexpectedly discovers his own heroic side. But this is a slippery and difficult role, for his character takes money from the relatives of Italian prisoners and bribes the Germans to let the prisoners go. De Sica does the unthinkable, gaining sympathy but not approval for this unheroic hero even before his transformation occurs.</w:t>
         <w:br/>
-        <w:t>Once Mr. Figgis got to Hollywood, a place where producers regularly say things like, ''We definitely have the following stupendously successful actors committed, more or less,'' his ability to roll with the punches got a harsher test. He was all set to go into production with a film called ''Hotspot,'' to star Sam Shepard, Uma Thurman and Anne Archer, when the project fell apart, and six months of work was wasted.</w:t>
+        <w:t>De Sica himself got through the German occupation by working on "Gates of Heaven," a film about contemporary religious pilgrims that had the Vatican's approval. The Nazi and Fascist propagandists were recruiting directors for their purposes, but De Sica avoided them by dragging out the filming of his religious movie for many months. When the war ended, he wrapped it up in a couple of weeks, but the Vatican finally objected to its release and "Gates of Heaven" remains one of the most obscure films in the director's career.</w:t>
         <w:br/>
-        <w:t>''There is no bitterness attached to that; I genuinely did learn a very valuable series of lessons about how the town works, about my responsibility as a director,'' Mr. Figgis says. ''I cannot afford to be naive, I need to be aware of what is being said at all times, I have to involve myself full time. You cannot simply be an artist and detach yourself; you have to be in there.''</w:t>
-        <w:br/>
-        <w:t>With yet another dark tale, an original script called ''Liebestraum'' - about murder and love in a small Midwestern town - on the horizon but still not set up, Mike Figgis is now trying to enjoy that curiously mixed feeling of finishing a picture. ''It's like getting out of prison,'' he says, choosing a not-surprising metaphor. ''You're highly relieved, but you wonder, 'What am I going to do now?' ''</w:t>
-        <w:br/>
-        <w:t>Correction</w:t>
-        <w:br/>
-        <w:br/>
-        <w:t>An article in the [Arts and Leisure] section about the film director Mike Figgis misidentified a candidate for the role of Dennis Peck, a police officer in the movie ''Internal Affairs.'' He was Kurt Russell.</w:t>
-        <w:br/>
-        <w:t>Correction-Date: January 28, 1990, Sunday, Late Edition - Final</w:t>
+        <w:t>"Vittorio D" offers more than a chance to see such unusual works. Stephen Harvey of the museum's film department organized the retrospective. It is an intelligently conceived and important series that should do wonders to restore De Sica's damaged reputation. It should also do wonders for viewers, who can rediscover the familiar warmth of De Sica's genius and the pleasures of De Sica when he was merely being human.</w:t>
         <w:br/>
         <w:br/>
         <w:t>Graphic</w:t>
@@ -100,7 +91,7 @@
         <w:br/>
         <w:t xml:space="preserve"> </w:t>
         <w:br/>
-        <w:t>Photos: Mike Figgis, left, with Andy Garcia, who portrays a detective investigating police corruption in ''Internal Affairs'' (Luke Wynne) (pg. 11); Sting in ''Stormy Monday,'' Mr. Figgis's well-received 1988 film (pg. 12)</w:t>
+        <w:t>Photos: Sophia Loren and Eleanora Brown in Vittorio De Sica's film "Two Women." (The New York Times) (pg. C1); Vittorio De Sica in Rossellini's "Generale Della Rovere." (Continenntal Distributing) (pg. C32)</w:t>
       </w:r>
     </w:p>
     <w:sectPr>

--- a/example_articles/countries/Italy/1.countries_Italy_New_York_Times.docx
+++ b/example_articles/countries/Italy/1.countries_Italy_New_York_Times.docx
@@ -7,9 +7,7 @@
         <w:pStyle w:val="Heading1"/>
       </w:pPr>
       <w:r>
-        <w:t>Critic's Notebook;</w:t>
-        <w:br/>
-        <w:t>De Sica Retrospective Buffs His Reputation</w:t>
+        <w:t>Faking the Family Life, With a Kidnapping Victim Behind the Bookshelf</w:t>
       </w:r>
     </w:p>
     <w:p>
@@ -19,17 +17,17 @@
     </w:p>
     <w:p>
       <w:r>
-        <w:t>Date: 1991-10-04</w:t>
+        <w:t>Date: 2005-11-11</w:t>
       </w:r>
     </w:p>
     <w:p>
       <w:r>
-        <w:t>Section: Section C;; Section C; Page 1; Column 1; Weekend Desk; Column 1;; Biography</w:t>
+        <w:t>Section: Section E; PT1; Column 1; Movies, Performing Arts/Weekend Desk; Pg. 16; FILM REVIEW</w:t>
       </w:r>
     </w:p>
     <w:p>
       <w:r>
-        <w:t>Source file: NYT/52.DOCX</w:t>
+        <w:t>Source file: NYT/39.DOCX</w:t>
       </w:r>
     </w:p>
     <w:p>
@@ -51,39 +49,33 @@
     </w:p>
     <w:p>
       <w:r>
-        <w:t>ITALY is famous for saints and sinners, and Vittorio De Sica was fond of both. The great director and actor knew that few people are purely good or evil, and his rich, rascally understanding of human nature informs every film in "Vittorio D: De Sica Behind the Camera and on the Screen." This series of 37 films that De Sica directed or starred in opens today and runs through Nov. 12 at the Museum of Modern Art. It will be a delicious surprise for viewers who know De Sica only as the director of "The Bicycle Thief," the sorrowful classic of poverty and survival in post-World War II Italy. And even those aware of his witty, romantic sides will be amazed at how many rarely seen films have been collected here.</w:t>
+        <w:t>''Good Morning, Night'' was shown as part of the New York Film Festival in 2003. Following are excerpts from A. O. Scott's review, which appeared in The New York Times on Oct. 10, 2003; the full text is at nytimes.com/movies. The unrated film, in Italian with English subtitles, opens today in Manhattan at the Cinema Village, 22 East 12th Street, Greenwich Village.</w:t>
         <w:br/>
-        <w:t>As an actor, De Sica began as a matinee idol in 1920's romantic comedies. He aged on screen as elegantly as Cary Grant, to whom he is often and accurately compared. Though his reputation as a director was made with his sober, neo-realist works of the late 40's and early 50's -- "Shoeshine," "The Bicycle Thief" and "Umberto D" -- he never lost his taste for sophisticated comedy, never tired of pairing Sophia Loren with Marcello Mastroianni, in "Marriage, Italian Style," "Yesterday, Today and Tomorrow" or some other story of love and pasta.</w:t>
+        <w:t xml:space="preserve">  In his early films, like ''Fists in the Pocket'' (1965), ''China Is Near'' (1967) and ''In the Name of the Father'' (1971), Marco Bellocchio emerged as perhaps the most incisive and passionate cinematic witness to the social, political and spiritual upheavals that convulsed Italy in the 1960's and 70's.</w:t>
         <w:br/>
-        <w:t>Through most of the 60's, he directed first-rate commercial films, money-making junk and money-losing junk, and toward the end of his career came back with a flourish. "The Garden of the Finzi-Continis," the eloquent tale of Jews in Fascist Italy, re-established him in 1970 as a serious film maker.</w:t>
+        <w:t xml:space="preserve">His most recent movies, ''My Mother's Smile'' and ''Good Morning, Night,'' struggle to make sense of the painful and ambiguous legacy of those years. The hero of ''My Mother's Smile'' was a left-wing, secular intellectual whose youthful faith in human progress withered into cynicism and solipsism after the future he had once believed in failed to materialize. </w:t>
         <w:br/>
-        <w:t>Even so, when De Sica died in 1974, at the age of 73, he was viewed as a once-masterly artist who had sold out his talent for money. He had, of course. De Sica fed his huge gambling debts with awful films he wasn't even ashamed of; he simply shrugged them off as part of life.</w:t>
+        <w:t xml:space="preserve">  ''Good Morning, Night'' reimagines the notorious kidnapping and murder of Aldo Moro, the former prime minister, by the Red Brigades in 1978, one of the ugliest and most senseless episodes in modern Italian political history and in the annals of the Western European left.</w:t>
         <w:br/>
-        <w:t>But "Vittorio D" suggests a fairer image, of a De Sica who was great and greatly flawed as a man and an artist. His commercial sellouts make the serious works all the more touching. The treacly tag "humanist" is often attached to De Sica, but this generous retrospective makes him endearingly human. Imperfect himself, he knew how to make imperfect people seem wondrous on screen.</w:t>
+        <w:t xml:space="preserve">  Moro was the leader of the center-right Christian Democrats and one of the architects of a power-sharing arrangement with the Italian Communist Party, a historic compromise intended to bring a measure of normalcy to the nation's fractious and chaotic political order. His kidnappers, self-proclaimed proletarian revolutionaries for whom any form of compromise (or of normalcy) was anathema, imagined that their action would incite a full-scale uprising against the state and its institutions. (''Why aren't they rebelling?'' one of the brigatisti wonders, honestly perplexed, when the television shows crowds filling the streets to demand Moro's release.)</w:t>
         <w:br/>
-        <w:t>The series opens with a film that suggests why women swooned for De Sica in 1932. "What Scoundrels Men Are" is a popular comedy directed by Mario Camerini, in which De Sica plays a chauffeur named Bruno who pretends to be rich in order to court a shopgirl. Tall, lean and handsome, with thick black hair, De Sica even sings as he leads the woman across the dance floor. "Scoundrels" is dated, but it reveals the charm that only deepened as De Sica aged.</w:t>
+        <w:t xml:space="preserve">  Mr. Bellocchio replays this large-scale ideological melodrama as a quiet domestic tragedy. Most of the action takes place in a spacious ground-floor apartment in Rome where four supposed champions of the radical working class erect a screen of bourgeois domesticity to camouflage their crime. Chiara (Maya Sansa), the only woman in the group, keeps a wedding ring in a box near the front door. She puts it on when the bell rings, or when she goes out to her office job. On the day of the kidnapping, she is reluctantly caring for a neighbor's baby when her pretend husband (Giovanni Calcagno) and their two clandestine roommates arrive dragging a huge wooden crate containing the politician (Roberto Herlitzka). The scene has an almost comical matter-of-factness: the oblivious infant gurgles on the couch while the terrorists try to angle the unwieldy box into the cell they have built behind a bookshelf.</w:t>
         <w:br/>
-        <w:t>A film that holds up much better, and one of the real joys of the series, will be shown tomorrow. In 1941 De Sica directed and starred in "Teresa Venerdi" (released in the United States as "Doctor Beware"), a screwball romantic comedy of the first rank. He plays a pediatrician who, when the film opens, is plucking the eyebrows of Anna Magnani, as his chorus-girl mistress. The doctor's father walks in on this mid-morning scene and yells at his son, "You're still in your dressing gown," to which De Sica gives the innocent reply, "It's sterilized."</w:t>
+        <w:t xml:space="preserve">  What follows is like a surreal parody of family life in which the young radicals, who keep an impressively orderly house, seem to view the old man in the next room as an inconvenient, doted-on older relative rather than as their prisoner. They address him, without sarcasm, as Presidente, and their leader (Luigi Lo Cascio) patiently argues with him about history, theology and the finer points of Marxist theory. The calm, dispassionate tones of their discussion make its brutal upshot -- a death sentence issued in the name of proletarian justice -- all the more disturbing.</w:t>
         <w:br/>
-        <w:t>Short of money, he takes a job as the doctor in a girls' orphanage, where a sweet young woman named Teresa Venerdi falls for him. Life is complicated, what with Anna, Teresa, a rich fiancee he acquires by accident, bill collectors and a valet who used to be a horse trainer. Magnani gets star billing for just a few scenes, but De Sica carries this unflagging romp both on and off screen.</w:t>
+        <w:t xml:space="preserve">  Moro's quiet, grandfatherly demeanor eventually pierces Chiara's steely resolve, even though they never speak face to face, and ''Good Morning, Night'' is largely concerned with her crisis of confidence. </w:t>
         <w:br/>
-        <w:t>Soon, the war changed everything.  "It isn't as though we were all sitting around some cafe table on the Via Veneto one day -- Rossellini, Visconti, myself and the rest, and suddenly we decided, let's go invent neo-realism," De Sica once said. But the post-war period is often treated that way. And De Sica did help revolutionize Italian cinema with his stunning works about working-class people, shot in real-life locations instead of in studios and using non-professional actors. Few films will ever match the beautiful simplicity of "The Bicycle Thief" (1948), the story of a man whose stolen bicycle means the difference between employment and desperation. But "Umberto D" (1952), written by his frequent collaborator Cesare Zavattini and named after De Sica's father, is more heartbreaking. This is the film that best expresses De Sica's sense of humanity.</w:t>
+        <w:t xml:space="preserve">  At night her dreams flicker with black-and-white newsreel images of past revolutionary glory, and she falls asleep reading the letters of left-wing partisans executed by the Fascists during World War II. Inevitably she begins to identify Moro's plight with theirs, a confusion driven home when she attends a family wedding where her older relatives, their faces as kindly and wrinkled as his, burst into a rousing anti-Fascist marching song. This scene suggests that Chiara's extremism, and that of her peers, may be rooted in admiration for, and envy of, the older generation, which was fortunate enough to have a clear enemy and a noble cause. </w:t>
         <w:br/>
-        <w:t>The impoverished old man who is the title character has no self-pity and gets no pity from the director. De Sica empathizes with his character (another non-professional actor), yet pays him the respect of seeing his flaws as well as his tragic loneliness. Umberto is capable of kindness and wisdom when he tries to educate a pregnant, unmarried maid, telling her, "Some things happen because you don't know your grammar. Everybody takes advantage of ignorance." Yet when his beloved dog is lost, he selfishly complains to the woman, who has just been jilted by her baby's father.</w:t>
+        <w:t xml:space="preserve">  The contrast between generations could not be more damning: the veterans are full of life and robust feeling, which their would-be heirs have reduced to desiccated theory and murderous abstraction. The brigade members are willing -- indeed eager -- to sacrifice not only the lives of their supposed oppressors, but their own humanity as well.</w:t>
         <w:br/>
-        <w:t>There is sentimentality in "Umberto D" (the dog, after all, is a little too much), but the film represents the height of the director's style as he lingers over small everyday touches. When the proud Umberto tries to put his hand out to beg, it is one of the most truthful and wrenching moments in De Sica's career.</w:t>
+        <w:t xml:space="preserve">  Ms. Sansa is an actress of exquisite sensitivity: her wide brown eyes and childlike mouth always seeming to tremble on the verge of laughter or tears, but Mr. Bellocchio does not delve too deeply into her psychology. He approaches his characters with sympathy but also with skeptical detachment. At times ''Good Morning, Night'' feels as claustrophobic as the apartment itself, and you may feel that the director is handling his volatile material with a bit too much delicacy. But the movie's atmosphere is a curious mixture of obliqueness and intensity. The understatement of the acting and the muted rhythms of the story are offset by bursts of lustrous color (the director of photography is Pasquale Mari) and blasts of lush, sometimes jarring music (much of it composed by Riccardo Giagni).</w:t>
         <w:br/>
-        <w:t>No wonder that for the rest of his life whatever De Sica did seemed slight by comparison. Yet a film like "Marriage, Italian Style" (1964) succeeds on its own less ambitious terms. This cutting comic romance has a serious emotional undercurrent and lets Sophia Loren play the perfect mother-whore. As the uneducated mistress of Marcello Mastroianni, she tricks him into marrying her after 20 years and three children (only one of them his) that he doesn't even know about. Beneath De Sica's familiar, affectionate comic portrait of Italian life -- the yelling and hand gestures and priests called in at the last minute -- is a touching story about love.</w:t>
+        <w:t xml:space="preserve">  Like fanatics of every creed and hue, Chiara and her accomplices have pledged themselves to the eradication of subjective feeling, and the film's sudden eruptions of passion, which are visual and aural rather than dramatic, represent the return of everything they have repressed in their mad, destructive crusade for absolute liberation.</w:t>
         <w:br/>
-        <w:t>Of course the absolute worst of De Sica is not included here. You won't find "A Place for Lovers," the 1969 film in which Faye Dunaway is a terminally ill model who goes to Italy and falls in love with Mr. Mastroianni. But the series is not a whitewash, either. It includes "Indiscretion of an American Wife" (1953) with Jennifer Jones as the wife and Montgomery Clift as her lover. Even De Sica, as inspired as he was with actors, couldn't salvage this mismatch.</w:t>
         <w:br/>
-        <w:t>De Sica's low points as a director are almost equalled by some thankless character roles on screen, but his finest acting is unsurpassed. As he aged, his face filled out and his thick black hair became thick gray hair, but he remained as handsome as ever and gave his deepest performances in the 50's. In Max Ophuls's "Earrings of Madame De . . ." (1953), he is a dignified, lovestruck baron. In his own anthology film "The Gold of Naples" (1954), he gives a hilarious self-mocking performance as an aristocrat and compulsive gambler who becomes incensed while losing a card game to an unflappable little boy.</w:t>
         <w:br/>
-        <w:t>But his most enduring screen performance was in Roberto Rossellini's "General Della Rovere" (1959), set during the German occupation of Italy in the last year of the war. Here he plays yet another gambler and con man, one who does business with the Nazis until he unexpectedly discovers his own heroic side. But this is a slippery and difficult role, for his character takes money from the relatives of Italian prisoners and bribes the Germans to let the prisoners go. De Sica does the unthinkable, gaining sympathy but not approval for this unheroic hero even before his transformation occurs.</w:t>
-        <w:br/>
-        <w:t>De Sica himself got through the German occupation by working on "Gates of Heaven," a film about contemporary religious pilgrims that had the Vatican's approval. The Nazi and Fascist propagandists were recruiting directors for their purposes, but De Sica avoided them by dragging out the filming of his religious movie for many months. When the war ended, he wrapped it up in a couple of weeks, but the Vatican finally objected to its release and "Gates of Heaven" remains one of the most obscure films in the director's career.</w:t>
-        <w:br/>
-        <w:t>"Vittorio D" offers more than a chance to see such unusual works. Stephen Harvey of the museum's film department organized the retrospective. It is an intelligently conceived and important series that should do wonders to restore De Sica's damaged reputation. It should also do wonders for viewers, who can rediscover the familiar warmth of De Sica's genius and the pleasures of De Sica when he was merely being human.</w:t>
+        <w:t>http://www.nytimes.com</w:t>
         <w:br/>
         <w:br/>
         <w:t>Graphic</w:t>
@@ -91,7 +83,7 @@
         <w:br/>
         <w:t xml:space="preserve"> </w:t>
         <w:br/>
-        <w:t>Photos: Sophia Loren and Eleanora Brown in Vittorio De Sica's film "Two Women." (The New York Times) (pg. C1); Vittorio De Sica in Rossellini's "Generale Della Rovere." (Continenntal Distributing) (pg. C32)</w:t>
+        <w:t>Photo: Maya Sansa and Pier Giorgio Bellocchio in ''Good Morning, Night.'' (Photo by Wellspring Media)</w:t>
       </w:r>
     </w:p>
     <w:sectPr>
